--- a/03_Outputs/final scripts/fr/Module 6/6.1.0-fr.docx
+++ b/03_Outputs/final scripts/fr/Module 6/6.1.0-fr.docx
@@ -19,12 +19,12 @@
     </w:p>
     <w:p>
       <w:r>
-        <w:t xml:space="preserve">Nous aborderons également la dépendance aux combustibles fossiles et l’enfermement carbone — pourquoi les actifs à longue durée de vie, les subventions et les routines intégrant des émissions augmentent les risques d’actifs échoués. Ensemble, nous discuterons de ce à quoi ressemble une transition juste : reconversion des compétences, diversification régionale, protection sociale et garanties de fiabilité.  </w:t>
+        <w:t xml:space="preserve">Nous aborderons également la dépendance aux combustibles fossiles et l’enfermement carbone — pourquoi les actifs à longue durée de vie, les subventions et les routines intégrent des émissions, augmentant ainsi les risques d’actifs échoués. Ensemble, nous discuterons de ce à quoi ressemble une transition juste : reconversion des compétences, diversification régionale, protection sociale et garanties de fiabilité.  </w:t>
       </w:r>
     </w:p>
     <w:p>
       <w:r>
-        <w:t xml:space="preserve">Enfin, nous plongerons dans l’énergie renouvelable. Nous parlerons de son rôle dans la réduction des émissions opérationnelles proches de zéro, le renforcement de la sécurité énergétique et la stabilisation des prix. Et nous aborderons les obstacles — de la variabilité et de la capacité du réseau à la stockage, à l’approvisionnement en matériaux critiques, à l’implantation et au consentement communautaire — et montrerons comment des réseaux modernisés, des ressources flexibles, des portefeuilles d’énergies propres diversifiés, des chaînes d’approvisionnement responsables et une planification inclusive peuvent les surmonter.  </w:t>
+        <w:t xml:space="preserve">Enfin, nous plongerons dans l’énergie renouvelable. Nous parlerons de son rôle dans la réduction des émissions opérationnelles proches de zéro, le renforcement de la sécurité énergétique et la stabilisation des prix. Et nous aborderons les obstacles — de la variabilité et de la capacité du réseau à la stockage, à l’approvisionnement en matériaux critiques, à l’implantation et au consentement communautaire — et montrerons comment des réseaux modernisés, des ressources flexibles, des portefeuilles propres diversifiés, des chaînes d’approvisionnement responsables et une planification inclusive peuvent les surmonter.  </w:t>
       </w:r>
     </w:p>
     <w:p>
